--- a/多角度测色仪上位机系统_1.0开发里程碑说明_2026-03-26.docx
+++ b/多角度测色仪上位机系统_1.0开发里程碑说明_2026-03-26.docx
@@ -32,7 +32,7 @@
     </w:p>
     <w:p>
       <w:r>
-        <w:t xml:space="preserve">本节点重点覆盖首页总览、主数据管理、任务草稿、测量记录、报告中心五条主线的现状。</w:t>
+        <w:t xml:space="preserve">本节点重点覆盖首页总览、主数据管理、任务草稿、测量记录、报告中心、系统设置六条主线的现状。</w:t>
       </w:r>
     </w:p>
     <w:p>
@@ -118,7 +118,7 @@
     </w:p>
     <w:p>
       <w:r>
-        <w:t xml:space="preserve">包含 SQLite 初始化器、连接工厂、默认数据种子、各业务 Repository 的 SQLite 实现。</w:t>
+        <w:t xml:space="preserve">包含 SQLite 初始化器、连接工厂、默认数据种子、各业务 Repository 的 SQLite 实现，以及本地 JSON 系统设置存储。</w:t>
       </w:r>
     </w:p>
     <w:p>
@@ -133,7 +133,7 @@
     </w:p>
     <w:p>
       <w:r>
-        <w:t xml:space="preserve">采用 WPF 工作台形式，当前已落地为单窗口多页签工作台，覆盖仪器连接、样品管理、标准样管理、模板管理、任务草稿、测量记录、报告中心。</w:t>
+        <w:t xml:space="preserve">采用 WPF 工作台形式，当前已落地为单窗口多页签工作台，覆盖仪器连接、样品管理、标准样管理、模板管理、任务草稿、测量记录、报告中心、系统设置。</w:t>
       </w:r>
     </w:p>
     <w:p>
@@ -528,6 +528,64 @@
       </w:r>
     </w:p>
     <w:p>
+      <w:r>
+        <w:t xml:space="preserve"/>
+      </w:r>
+    </w:p>
+    <w:p>
+      <w:pPr>
+        <w:pStyle w:val="Heading2"/>
+      </w:pPr>
+      <w:r>
+        <w:t xml:space="preserve">7. 系统设置模块</w:t>
+      </w:r>
+    </w:p>
+    <w:p>
+      <w:r>
+        <w:t xml:space="preserve"/>
+      </w:r>
+    </w:p>
+    <w:p>
+      <w:r>
+        <w:t xml:space="preserve">本节点新增内容：</w:t>
+      </w:r>
+    </w:p>
+    <w:p>
+      <w:r>
+        <w:t xml:space="preserve">1. 新增系统设置页签，并接入本地 JSON 配置文件保存。</w:t>
+      </w:r>
+    </w:p>
+    <w:p>
+      <w:r>
+        <w:t xml:space="preserve">2. 支持维护默认任务类型、默认测量模式、默认平均次数、默认测量间隔、默认模板编号、报告预览长度。</w:t>
+      </w:r>
+    </w:p>
+    <w:p>
+      <w:r>
+        <w:t xml:space="preserve">3. 新建任务草稿会使用系统设置中的默认模式、次数和间隔。</w:t>
+      </w:r>
+    </w:p>
+    <w:p>
+      <w:r>
+        <w:t xml:space="preserve">4. 标准样默认模板编号与报告预览截断长度已接入设置生效链路。</w:t>
+      </w:r>
+    </w:p>
+    <w:p>
+      <w:r>
+        <w:t xml:space="preserve"/>
+      </w:r>
+    </w:p>
+    <w:p>
+      <w:r>
+        <w:t xml:space="preserve">当前状态：</w:t>
+      </w:r>
+    </w:p>
+    <w:p>
+      <w:r>
+        <w:t xml:space="preserve">系统设置模块已从“规划项”进入“可保存、可读取、可影响现有流程”的阶段。</w:t>
+      </w:r>
+    </w:p>
+    <w:p>
       <w:pPr>
         <w:pStyle w:val="Heading1"/>
       </w:pPr>
@@ -688,7 +746,7 @@
     </w:p>
     <w:p>
       <w:r>
-        <w:t xml:space="preserve">8. 增强首页概览与任务草稿总览面板</w:t>
+        <w:t xml:space="preserve">8. 增强首页概览与任务草稿总览面板`r`n9. 增加任务筛选并沉淀阶段里程碑文档`r`n10. 接入系统设置页与本地配置存储</w:t>
       </w:r>
     </w:p>
     <w:p>
@@ -765,6 +823,11 @@
     <w:p>
       <w:r>
         <w:t xml:space="preserve">界面、数据库、业务流程、报告导出和日志追溯五个方面均已具备 1.0 原型基础，下一阶段应将重点逐步转向真实设备接入、正式报表和交付完善。</w:t>
+      </w:r>
+    </w:p>
+    <w:p>
+      <w:r>
+        <w:t xml:space="preserve"/>
       </w:r>
     </w:p>
     <w:p>

--- a/多角度测色仪上位机系统_1.0开发里程碑说明_2026-03-26.docx
+++ b/多角度测色仪上位机系统_1.0开发里程碑说明_2026-03-26.docx
@@ -557,7 +557,7 @@
     </w:p>
     <w:p>
       <w:r>
-        <w:t xml:space="preserve">2. 支持维护默认任务类型、默认测量模式、默认平均次数、默认测量间隔、默认模板编号、报告预览长度。</w:t>
+        <w:t xml:space="preserve">2. 支持维护默认任务类型、默认测量模式、默认平均次数、默认测量间隔、默认模板编号、报告预览长度。`r`n3. 支持从系统设置页执行数据备份、诊断包导出、打开数据目录。</w:t>
       </w:r>
     </w:p>
     <w:p>
@@ -582,7 +582,7 @@
     </w:p>
     <w:p>
       <w:r>
-        <w:t xml:space="preserve">系统设置模块已从“规划项”进入“可保存、可读取、可影响现有流程”的阶段。</w:t>
+        <w:t xml:space="preserve">系统设置模块已从“规划项”进入“可保存、可读取、可影响现有流程”的阶段，并具备初步的备份与诊断导出能力。</w:t>
       </w:r>
     </w:p>
     <w:p>
@@ -746,7 +746,7 @@
     </w:p>
     <w:p>
       <w:r>
-        <w:t xml:space="preserve">8. 增强首页概览与任务草稿总览面板`r`n9. 增加任务筛选并沉淀阶段里程碑文档`r`n10. 接入系统设置页与本地配置存储</w:t>
+        <w:t xml:space="preserve">8. 增强首页概览与任务草稿总览面板`r`n9. 增加任务筛选并沉淀阶段里程碑文档`r`n10. 接入系统设置页与本地配置存储`r`n11. 扩展系统设置页的数据备份与诊断导出</w:t>
       </w:r>
     </w:p>
     <w:p>
@@ -823,6 +823,11 @@
     <w:p>
       <w:r>
         <w:t xml:space="preserve">界面、数据库、业务流程、报告导出和日志追溯五个方面均已具备 1.0 原型基础，下一阶段应将重点逐步转向真实设备接入、正式报表和交付完善。</w:t>
+      </w:r>
+    </w:p>
+    <w:p>
+      <w:r>
+        <w:t xml:space="preserve"/>
       </w:r>
     </w:p>
     <w:p>

--- a/多角度测色仪上位机系统_1.0开发里程碑说明_2026-03-26.docx
+++ b/多角度测色仪上位机系统_1.0开发里程碑说明_2026-03-26.docx
@@ -118,7 +118,7 @@
     </w:p>
     <w:p>
       <w:r>
-        <w:t xml:space="preserve">包含 SQLite 初始化器、连接工厂、默认数据种子、各业务 Repository 的 SQLite 实现，以及本地 JSON 系统设置存储。</w:t>
+        <w:t xml:space="preserve">包含 SQLite 初始化器、连接工厂、默认数据种子、各业务 Repository 的 SQLite 实现、本地 JSON 系统设置存储，以及数据维护服务。</w:t>
       </w:r>
     </w:p>
     <w:p>
@@ -557,7 +557,7 @@
     </w:p>
     <w:p>
       <w:r>
-        <w:t xml:space="preserve">2. 支持维护默认任务类型、默认测量模式、默认平均次数、默认测量间隔、默认模板编号、报告预览长度。`r`n3. 支持从系统设置页执行数据备份、诊断包导出、打开数据目录。</w:t>
+        <w:t xml:space="preserve">2. 支持维护默认任务类型、默认测量模式、默认平均次数、默认测量间隔、默认模板编号、报告预览长度。`r`n3. 支持从系统设置页执行数据备份、恢复最近备份、诊断包导出、打开数据目录与备份目录。</w:t>
       </w:r>
     </w:p>
     <w:p>
@@ -582,7 +582,7 @@
     </w:p>
     <w:p>
       <w:r>
-        <w:t xml:space="preserve">系统设置模块已从“规划项”进入“可保存、可读取、可影响现有流程”的阶段，并具备初步的备份与诊断导出能力。</w:t>
+        <w:t xml:space="preserve">系统设置模块已从“规划项”进入“可保存、可读取、可影响现有流程”的阶段，并具备初步的备份、恢复与诊断导出能力。</w:t>
       </w:r>
     </w:p>
     <w:p>
@@ -746,7 +746,7 @@
     </w:p>
     <w:p>
       <w:r>
-        <w:t xml:space="preserve">8. 增强首页概览与任务草稿总览面板`r`n9. 增加任务筛选并沉淀阶段里程碑文档`r`n10. 接入系统设置页与本地配置存储`r`n11. 扩展系统设置页的数据备份与诊断导出</w:t>
+        <w:t xml:space="preserve">8. 增强首页概览与任务草稿总览面板`r`n9. 增加任务筛选并沉淀阶段里程碑文档`r`n10. 接入系统设置页与本地配置存储`r`n11. 扩展系统设置页的数据备份与诊断导出`r`n12. 接入数据维护服务与最近备份恢复能力</w:t>
       </w:r>
     </w:p>
     <w:p>
@@ -823,6 +823,11 @@
     <w:p>
       <w:r>
         <w:t xml:space="preserve">界面、数据库、业务流程、报告导出和日志追溯五个方面均已具备 1.0 原型基础，下一阶段应将重点逐步转向真实设备接入、正式报表和交付完善。</w:t>
+      </w:r>
+    </w:p>
+    <w:p>
+      <w:r>
+        <w:t xml:space="preserve"/>
       </w:r>
     </w:p>
     <w:p>

--- a/多角度测色仪上位机系统_1.0开发里程碑说明_2026-03-26.docx
+++ b/多角度测色仪上位机系统_1.0开发里程碑说明_2026-03-26.docx
@@ -32,7 +32,7 @@
     </w:p>
     <w:p>
       <w:r>
-        <w:t xml:space="preserve">本节点重点覆盖首页总览、主数据管理、任务草稿、测量记录、报告中心、系统设置六条主线的现状。</w:t>
+        <w:t xml:space="preserve">本节点重点覆盖首页总览、主数据管理、任务草稿、测量记录、报告中心、系统设置六条主线的现状，并补充多格式报告导出节点。</w:t>
       </w:r>
     </w:p>
     <w:p>
@@ -60,7 +60,7 @@
     </w:p>
     <w:p>
       <w:r>
-        <w:t xml:space="preserve">系统已具备本地 SQLite 建库、主数据录入、任务草稿生成、标准样/试样测量流程模拟、测量记录保存、报告导出、历史日志查看等能力。</w:t>
+        <w:t xml:space="preserve">系统已具备本地 SQLite 建库、主数据录入、任务草稿生成、标准样/试样测量流程模拟、测量记录保存、多格式报告导出、历史日志查看、系统设置和数据维护等能力。</w:t>
       </w:r>
     </w:p>
     <w:p>
@@ -325,6 +325,11 @@
     </w:p>
     <w:p>
       <w:r>
+        <w:t xml:space="preserve">5. 支持按任务编号与状态筛选。</w:t>
+      </w:r>
+    </w:p>
+    <w:p>
+      <w:r>
         <w:t xml:space="preserve"/>
       </w:r>
     </w:p>
@@ -335,7 +340,7 @@
     </w:p>
     <w:p>
       <w:r>
-        <w:t xml:space="preserve">任务草稿页已具备从“任务建立”到“任务理解”的基础工作台能力，并支持按编号与状态快速收敛任务范围。</w:t>
+        <w:t xml:space="preserve">任务草稿页已具备从“任务建立”到“任务理解”的基础工作台能力。</w:t>
       </w:r>
     </w:p>
     <w:p>
@@ -426,12 +431,12 @@
     </w:p>
     <w:p>
       <w:r>
-        <w:t xml:space="preserve">1. 支持导出 Markdown 报告。</w:t>
-      </w:r>
-    </w:p>
-    <w:p>
-      <w:r>
-        <w:t xml:space="preserve">2. 报告导出记录落库。</w:t>
+        <w:t xml:space="preserve">1. 支持导出 Markdown、HTML、CSV 三种报告格式。</w:t>
+      </w:r>
+    </w:p>
+    <w:p>
+      <w:r>
+        <w:t xml:space="preserve">2. 报告导出记录落库，并保留格式和路径信息。</w:t>
       </w:r>
     </w:p>
     <w:p>
@@ -446,7 +451,7 @@
     </w:p>
     <w:p>
       <w:r>
-        <w:t xml:space="preserve">5. 支持报告内容预览。</w:t>
+        <w:t xml:space="preserve">5. 支持报告内容预览，预览长度受系统设置控制。</w:t>
       </w:r>
     </w:p>
     <w:p>
@@ -466,7 +471,7 @@
     </w:p>
     <w:p>
       <w:r>
-        <w:t xml:space="preserve">报告中心已具备“导出、查询、预览、追溯”四个基本能力。</w:t>
+        <w:t xml:space="preserve">报告中心已具备“导出、查询、预览、追溯”四个基本能力，并支持更接近实际交付的多格式输出。</w:t>
       </w:r>
     </w:p>
     <w:p>
@@ -489,7 +494,7 @@
     </w:p>
     <w:p>
       <w:r>
-        <w:t xml:space="preserve">本节点新增内容：</w:t>
+        <w:t xml:space="preserve">已完成内容：</w:t>
       </w:r>
     </w:p>
     <w:p>
@@ -504,7 +509,7 @@
     </w:p>
     <w:p>
       <w:r>
-        <w:t xml:space="preserve">3. 快速操作区仍保留数据库初始化、生成任务草稿、标准样测量、试样测量、导出报告、刷新主数据、查看建表脚本等动作。</w:t>
+        <w:t xml:space="preserve">3. 快速操作区保留数据库初始化、生成任务草稿、标准样测量、试样测量、导出报告、刷新主数据、查看建表脚本等动作。</w:t>
       </w:r>
     </w:p>
     <w:p>
@@ -528,26 +533,21 @@
       </w:r>
     </w:p>
     <w:p>
-      <w:r>
-        <w:t xml:space="preserve"/>
-      </w:r>
-    </w:p>
-    <w:p>
       <w:pPr>
         <w:pStyle w:val="Heading2"/>
       </w:pPr>
       <w:r>
-        <w:t xml:space="preserve">7. 系统设置模块</w:t>
-      </w:r>
-    </w:p>
-    <w:p>
-      <w:r>
-        <w:t xml:space="preserve"/>
-      </w:r>
-    </w:p>
-    <w:p>
-      <w:r>
-        <w:t xml:space="preserve">本节点新增内容：</w:t>
+        <w:t xml:space="preserve">7. 系统设置与数据维护模块</w:t>
+      </w:r>
+    </w:p>
+    <w:p>
+      <w:r>
+        <w:t xml:space="preserve"/>
+      </w:r>
+    </w:p>
+    <w:p>
+      <w:r>
+        <w:t xml:space="preserve">已完成内容：</w:t>
       </w:r>
     </w:p>
     <w:p>
@@ -557,17 +557,22 @@
     </w:p>
     <w:p>
       <w:r>
-        <w:t xml:space="preserve">2. 支持维护默认任务类型、默认测量模式、默认平均次数、默认测量间隔、默认模板编号、报告预览长度。`r`n3. 支持从系统设置页执行数据备份、恢复最近备份、诊断包导出、打开数据目录与备份目录。</w:t>
-      </w:r>
-    </w:p>
-    <w:p>
-      <w:r>
-        <w:t xml:space="preserve">3. 新建任务草稿会使用系统设置中的默认模式、次数和间隔。</w:t>
-      </w:r>
-    </w:p>
-    <w:p>
-      <w:r>
-        <w:t xml:space="preserve">4. 标准样默认模板编号与报告预览截断长度已接入设置生效链路。</w:t>
+        <w:t xml:space="preserve">2. 支持维护默认任务类型、默认测量模式、默认平均次数、默认测量间隔、默认模板编号、报告预览长度。</w:t>
+      </w:r>
+    </w:p>
+    <w:p>
+      <w:r>
+        <w:t xml:space="preserve">3. 支持从系统设置页执行数据备份、恢复最近备份、诊断包导出、打开数据目录与备份目录。</w:t>
+      </w:r>
+    </w:p>
+    <w:p>
+      <w:r>
+        <w:t xml:space="preserve">4. 新建任务草稿会使用系统设置中的默认模式、次数和间隔。</w:t>
+      </w:r>
+    </w:p>
+    <w:p>
+      <w:r>
+        <w:t xml:space="preserve">5. 标准样默认模板编号与报告预览截断长度已接入设置生效链路。</w:t>
       </w:r>
     </w:p>
     <w:p>
@@ -586,10 +591,137 @@
       </w:r>
     </w:p>
     <w:p>
+      <w:r>
+        <w:t xml:space="preserve"/>
+      </w:r>
+    </w:p>
+    <w:p>
       <w:pPr>
         <w:pStyle w:val="Heading1"/>
       </w:pPr>
       <w:r>
+        <w:t xml:space="preserve">本节点新增设计点：多格式报告导出</w:t>
+      </w:r>
+    </w:p>
+    <w:p>
+      <w:r>
+        <w:t xml:space="preserve"/>
+      </w:r>
+    </w:p>
+    <w:p>
+      <w:pPr>
+        <w:pStyle w:val="Heading2"/>
+      </w:pPr>
+      <w:r>
+        <w:t xml:space="preserve">设计目标</w:t>
+      </w:r>
+    </w:p>
+    <w:p>
+      <w:r>
+        <w:t xml:space="preserve"/>
+      </w:r>
+    </w:p>
+    <w:p>
+      <w:r>
+        <w:t xml:space="preserve">1. 在不引入额外外部依赖的前提下，提高报告导出的正式程度。</w:t>
+      </w:r>
+    </w:p>
+    <w:p>
+      <w:r>
+        <w:t xml:space="preserve">2. 保持当前 SQLite 与报告记录结构稳定，不破坏既有预览、筛选和追溯链路。</w:t>
+      </w:r>
+    </w:p>
+    <w:p>
+      <w:r>
+        <w:t xml:space="preserve">3. 让工具链与 WPF 工作台都能验证多格式导出结果。</w:t>
+      </w:r>
+    </w:p>
+    <w:p>
+      <w:r>
+        <w:t xml:space="preserve"/>
+      </w:r>
+    </w:p>
+    <w:p>
+      <w:pPr>
+        <w:pStyle w:val="Heading2"/>
+      </w:pPr>
+      <w:r>
+        <w:t xml:space="preserve">本次实现</w:t>
+      </w:r>
+    </w:p>
+    <w:p>
+      <w:r>
+        <w:t xml:space="preserve"/>
+      </w:r>
+    </w:p>
+    <w:p>
+      <w:r>
+        <w:t xml:space="preserve">1. 报告服务 `MeasurementReportService` 扩展为按格式导出。</w:t>
+      </w:r>
+    </w:p>
+    <w:p>
+      <w:r>
+        <w:t xml:space="preserve">2. 当前支持格式：`md`、`html`、`csv`。</w:t>
+      </w:r>
+    </w:p>
+    <w:p>
+      <w:r>
+        <w:t xml:space="preserve">3. WPF 报告中心新增导出格式选择框。</w:t>
+      </w:r>
+    </w:p>
+    <w:p>
+      <w:r>
+        <w:t xml:space="preserve">4. 报告预览使用系统设置中的最大字符数，不再写死固定长度。</w:t>
+      </w:r>
+    </w:p>
+    <w:p>
+      <w:r>
+        <w:t xml:space="preserve">5. `MAS.Tools` 工具链会一次性验证三种格式的导出路径。</w:t>
+      </w:r>
+    </w:p>
+    <w:p>
+      <w:r>
+        <w:t xml:space="preserve"/>
+      </w:r>
+    </w:p>
+    <w:p>
+      <w:pPr>
+        <w:pStyle w:val="Heading2"/>
+      </w:pPr>
+      <w:r>
+        <w:t xml:space="preserve">预期收益</w:t>
+      </w:r>
+    </w:p>
+    <w:p>
+      <w:r>
+        <w:t xml:space="preserve"/>
+      </w:r>
+    </w:p>
+    <w:p>
+      <w:r>
+        <w:t xml:space="preserve">1. Markdown 适合研发和审阅。</w:t>
+      </w:r>
+    </w:p>
+    <w:p>
+      <w:r>
+        <w:t xml:space="preserve">2. HTML 适合现场快速查看和打印预览。</w:t>
+      </w:r>
+    </w:p>
+    <w:p>
+      <w:r>
+        <w:t xml:space="preserve">3. CSV 适合后续导入 Excel 或做批次分析。</w:t>
+      </w:r>
+    </w:p>
+    <w:p>
+      <w:r>
+        <w:t xml:space="preserve"/>
+      </w:r>
+    </w:p>
+    <w:p>
+      <w:pPr>
+        <w:pStyle w:val="Heading1"/>
+      </w:pPr>
+      <w:r>
         <w:t xml:space="preserve">数据流说明</w:t>
       </w:r>
     </w:p>
@@ -668,22 +800,27 @@
     </w:p>
     <w:p>
       <w:r>
-        <w:t xml:space="preserve">1. `MAS.WinUI` 项目编译通过，0 warning / 0 error。</w:t>
-      </w:r>
-    </w:p>
-    <w:p>
-      <w:r>
-        <w:t xml:space="preserve">2. `MAS.Tools` 工具链运行通过。</w:t>
-      </w:r>
-    </w:p>
-    <w:p>
-      <w:r>
-        <w:t xml:space="preserve">3. 工具验证链路已成功执行：数据库初始化、仪器连接、白板校准、任务创建、标准样测量、试样测量、报告导出。</w:t>
-      </w:r>
-    </w:p>
-    <w:p>
-      <w:r>
-        <w:t xml:space="preserve">4. 验证完成后数据库内已有持续增长的任务、记录、报告和日志数据，可用于界面联调。</w:t>
+        <w:t xml:space="preserve">1. `MAS_V1.sln` 解决方案编译通过，0 warning / 0 error。</w:t>
+      </w:r>
+    </w:p>
+    <w:p>
+      <w:r>
+        <w:t xml:space="preserve">2. `MAS.WinUI` 已随解决方案构建通过。</w:t>
+      </w:r>
+    </w:p>
+    <w:p>
+      <w:r>
+        <w:t xml:space="preserve">3. `MAS.Tools` 工具链运行通过。</w:t>
+      </w:r>
+    </w:p>
+    <w:p>
+      <w:r>
+        <w:t xml:space="preserve">4. 工具验证链路已成功执行：数据库初始化、仪器连接、白板校准、任务创建、标准样测量、试样测量、Markdown/HTML/CSV 报告导出。</w:t>
+      </w:r>
+    </w:p>
+    <w:p>
+      <w:r>
+        <w:t xml:space="preserve">5. 工具输出已确认三种报告文件都成功生成到本地导出目录。</w:t>
       </w:r>
     </w:p>
     <w:p>
@@ -706,7 +843,7 @@
     </w:p>
     <w:p>
       <w:r>
-        <w:t xml:space="preserve">截至本文档生成时，关键提交包括：</w:t>
+        <w:t xml:space="preserve">截至本文档更新时，关键提交包括：</w:t>
       </w:r>
     </w:p>
     <w:p>
@@ -746,7 +883,32 @@
     </w:p>
     <w:p>
       <w:r>
-        <w:t xml:space="preserve">8. 增强首页概览与任务草稿总览面板`r`n9. 增加任务筛选并沉淀阶段里程碑文档`r`n10. 接入系统设置页与本地配置存储`r`n11. 扩展系统设置页的数据备份与诊断导出`r`n12. 接入数据维护服务与最近备份恢复能力</w:t>
+        <w:t xml:space="preserve">8. 增强首页概览与任务草稿总览面板</w:t>
+      </w:r>
+    </w:p>
+    <w:p>
+      <w:r>
+        <w:t xml:space="preserve">9. 增加任务筛选并沉淀阶段里程碑文档</w:t>
+      </w:r>
+    </w:p>
+    <w:p>
+      <w:r>
+        <w:t xml:space="preserve">10. 接入系统设置页与本地配置存储</w:t>
+      </w:r>
+    </w:p>
+    <w:p>
+      <w:r>
+        <w:t xml:space="preserve">11. 扩展系统设置页的数据备份与诊断导出</w:t>
+      </w:r>
+    </w:p>
+    <w:p>
+      <w:r>
+        <w:t xml:space="preserve">12. 接入数据维护服务与最近备份恢复能力</w:t>
+      </w:r>
+    </w:p>
+    <w:p>
+      <w:r>
+        <w:t xml:space="preserve">13. 接入多格式报告导出与预览长度设置联动</w:t>
       </w:r>
     </w:p>
     <w:p>
@@ -779,22 +941,22 @@
     </w:p>
     <w:p>
       <w:r>
-        <w:t xml:space="preserve">2. 补充系统设置页和参数配置页。</w:t>
-      </w:r>
-    </w:p>
-    <w:p>
-      <w:r>
-        <w:t xml:space="preserve">3. 增强报告格式，支持更正式的 Excel/PDF 导出。</w:t>
-      </w:r>
-    </w:p>
-    <w:p>
-      <w:r>
-        <w:t xml:space="preserve">4. 优化首页导航与页面跳转，使工作台更接近最终产品形态。</w:t>
-      </w:r>
-    </w:p>
-    <w:p>
-      <w:r>
-        <w:t xml:space="preserve">5. 补充异常恢复、备份恢复、安装部署等 1.0 交付能力。</w:t>
+        <w:t xml:space="preserve">2. 补充正式报表能力，例如 Excel / PDF 模板导出。</w:t>
+      </w:r>
+    </w:p>
+    <w:p>
+      <w:r>
+        <w:t xml:space="preserve">3. 优化首页导航与页面跳转，使工作台更接近最终产品形态。</w:t>
+      </w:r>
+    </w:p>
+    <w:p>
+      <w:r>
+        <w:t xml:space="preserve">4. 补充异常恢复、备份恢复、安装部署等 1.0 交付能力。</w:t>
+      </w:r>
+    </w:p>
+    <w:p>
+      <w:r>
+        <w:t xml:space="preserve">5. 做一次 1.0 集成测试与发布前收口。</w:t>
       </w:r>
     </w:p>
     <w:p>
@@ -822,27 +984,7 @@
     </w:p>
     <w:p>
       <w:r>
-        <w:t xml:space="preserve">界面、数据库、业务流程、报告导出和日志追溯五个方面均已具备 1.0 原型基础，下一阶段应将重点逐步转向真实设备接入、正式报表和交付完善。</w:t>
-      </w:r>
-    </w:p>
-    <w:p>
-      <w:r>
-        <w:t xml:space="preserve"/>
-      </w:r>
-    </w:p>
-    <w:p>
-      <w:r>
-        <w:t xml:space="preserve"/>
-      </w:r>
-    </w:p>
-    <w:p>
-      <w:r>
-        <w:t xml:space="preserve"/>
-      </w:r>
-    </w:p>
-    <w:p>
-      <w:r>
-        <w:t xml:space="preserve"/>
+        <w:t xml:space="preserve">界面、数据库、业务流程、报告导出、系统设置和日志追溯六个方面均已具备 1.0 原型基础，下一阶段应将重点逐步转向真实设备接入、正式报表和交付完善。</w:t>
       </w:r>
     </w:p>
     <w:sectPr>

--- a/多角度测色仪上位机系统_1.0开发里程碑说明_2026-03-26.docx
+++ b/多角度测色仪上位机系统_1.0开发里程碑说明_2026-03-26.docx
@@ -32,7 +32,7 @@
     </w:p>
     <w:p>
       <w:r>
-        <w:t xml:space="preserve">本节点重点覆盖首页总览、主数据管理、任务草稿、测量记录、报告中心、系统设置六条主线的现状，并补充多格式报告导出节点。</w:t>
+        <w:t xml:space="preserve">本节点重点覆盖首页总览、主数据管理、任务草稿、测量记录、报告中心、系统设置、仪器运行时抽象七条主线的现状。</w:t>
       </w:r>
     </w:p>
     <w:p>
@@ -60,7 +60,7 @@
     </w:p>
     <w:p>
       <w:r>
-        <w:t xml:space="preserve">系统已具备本地 SQLite 建库、主数据录入、任务草稿生成、标准样/试样测量流程模拟、测量记录保存、多格式报告导出、历史日志查看、系统设置和数据维护等能力。</w:t>
+        <w:t xml:space="preserve">系统已具备本地 SQLite 建库、主数据录入、任务草稿生成、标准样/试样测量流程模拟、测量记录保存、多格式报告导出、历史日志查看、系统设置、数据维护、仪器运行模式切换等能力。</w:t>
       </w:r>
     </w:p>
     <w:p>
@@ -103,7 +103,7 @@
     </w:p>
     <w:p>
       <w:r>
-        <w:t xml:space="preserve">包含任务创建服务、模拟仪器连接服务、模拟测量服务、测量工作流服务、报告导出服务等业务逻辑。</w:t>
+        <w:t xml:space="preserve">包含任务创建服务、模拟仪器连接服务、模拟测量服务、串口待接入 Stub 服务、测量工作流服务、报告导出服务等业务逻辑。</w:t>
       </w:r>
     </w:p>
     <w:p>
@@ -118,7 +118,7 @@
     </w:p>
     <w:p>
       <w:r>
-        <w:t xml:space="preserve">包含 SQLite 初始化器、连接工厂、默认数据种子、各业务 Repository 的 SQLite 实现、本地 JSON 系统设置存储，以及数据维护服务。</w:t>
+        <w:t xml:space="preserve">包含 SQLite 初始化器、连接工厂、默认数据种子、各业务 Repository 的 SQLite 实现、本地 JSON 系统设置存储、数据维护服务，以及仪器运行时工厂。</w:t>
       </w:r>
     </w:p>
     <w:p>
@@ -209,6 +209,11 @@
     </w:p>
     <w:p>
       <w:r>
+        <w:t xml:space="preserve">5. 已新增串口待接入模式下的异常提示与运行模式说明。</w:t>
+      </w:r>
+    </w:p>
+    <w:p>
+      <w:r>
         <w:t xml:space="preserve"/>
       </w:r>
     </w:p>
@@ -484,7 +489,7 @@
         <w:pStyle w:val="Heading2"/>
       </w:pPr>
       <w:r>
-        <w:t xml:space="preserve">6. 首页总览模块</w:t>
+        <w:t xml:space="preserve">6. 系统设置与数据维护模块</w:t>
       </w:r>
     </w:p>
     <w:p>
@@ -499,17 +504,32 @@
     </w:p>
     <w:p>
       <w:r>
-        <w:t xml:space="preserve">1. 首页顶部卡片改为真实数据驱动。</w:t>
-      </w:r>
-    </w:p>
-    <w:p>
-      <w:r>
-        <w:t xml:space="preserve">2. 可展示仪器状态、最近校准、任务总数、报告总数、最近活动。</w:t>
-      </w:r>
-    </w:p>
-    <w:p>
-      <w:r>
-        <w:t xml:space="preserve">3. 快速操作区保留数据库初始化、生成任务草稿、标准样测量、试样测量、导出报告、刷新主数据、查看建表脚本等动作。</w:t>
+        <w:t xml:space="preserve">1. 新增系统设置页签，并接入本地 JSON 配置文件保存。</w:t>
+      </w:r>
+    </w:p>
+    <w:p>
+      <w:r>
+        <w:t xml:space="preserve">2. 支持维护默认任务类型、默认测量模式、默认平均次数、默认测量间隔、默认模板编号、报告预览长度。</w:t>
+      </w:r>
+    </w:p>
+    <w:p>
+      <w:r>
+        <w:t xml:space="preserve">3. 支持维护仪器运行模式、默认串口端口、波特率、读取超时。</w:t>
+      </w:r>
+    </w:p>
+    <w:p>
+      <w:r>
+        <w:t xml:space="preserve">4. 支持从系统设置页执行数据备份、恢复最近备份、诊断包导出、打开数据目录与备份目录。</w:t>
+      </w:r>
+    </w:p>
+    <w:p>
+      <w:r>
+        <w:t xml:space="preserve">5. 新建任务草稿会使用系统设置中的默认模式、次数和间隔。</w:t>
+      </w:r>
+    </w:p>
+    <w:p>
+      <w:r>
+        <w:t xml:space="preserve">6. 标准样默认模板编号与报告预览截断长度已接入设置生效链路。</w:t>
       </w:r>
     </w:p>
     <w:p>
@@ -524,7 +544,7 @@
     </w:p>
     <w:p>
       <w:r>
-        <w:t xml:space="preserve">首页已具备“工作台入口”和“项目概况总览”的作用。</w:t>
+        <w:t xml:space="preserve">系统设置模块已从“规划项”进入“可保存、可读取、可影响现有流程”的阶段，并具备初步的备份、恢复与诊断导出能力。</w:t>
       </w:r>
     </w:p>
     <w:p>
@@ -537,7 +557,7 @@
         <w:pStyle w:val="Heading2"/>
       </w:pPr>
       <w:r>
-        <w:t xml:space="preserve">7. 系统设置与数据维护模块</w:t>
+        <w:t xml:space="preserve">7. 仪器运行时抽象模块</w:t>
       </w:r>
     </w:p>
     <w:p>
@@ -552,27 +572,27 @@
     </w:p>
     <w:p>
       <w:r>
-        <w:t xml:space="preserve">1. 新增系统设置页签，并接入本地 JSON 配置文件保存。</w:t>
-      </w:r>
-    </w:p>
-    <w:p>
-      <w:r>
-        <w:t xml:space="preserve">2. 支持维护默认任务类型、默认测量模式、默认平均次数、默认测量间隔、默认模板编号、报告预览长度。</w:t>
-      </w:r>
-    </w:p>
-    <w:p>
-      <w:r>
-        <w:t xml:space="preserve">3. 支持从系统设置页执行数据备份、恢复最近备份、诊断包导出、打开数据目录与备份目录。</w:t>
-      </w:r>
-    </w:p>
-    <w:p>
-      <w:r>
-        <w:t xml:space="preserve">4. 新建任务草稿会使用系统设置中的默认模式、次数和间隔。</w:t>
-      </w:r>
-    </w:p>
-    <w:p>
-      <w:r>
-        <w:t xml:space="preserve">5. 标准样默认模板编号与报告预览截断长度已接入设置生效链路。</w:t>
+        <w:t xml:space="preserve">1. 新增 `InstrumentRuntimeFactory`，按系统设置选择仪器连接与测量服务。</w:t>
+      </w:r>
+    </w:p>
+    <w:p>
+      <w:r>
+        <w:t xml:space="preserve">2. 当前支持两种模式：`Simulated`、`SerialStub`。</w:t>
+      </w:r>
+    </w:p>
+    <w:p>
+      <w:r>
+        <w:t xml:space="preserve">3. `Simulated` 模式保持当前原型闭环。</w:t>
+      </w:r>
+    </w:p>
+    <w:p>
+      <w:r>
+        <w:t xml:space="preserve">4. `SerialStub` 模式用于后续真实串口协议接入前的占位验证，连接、校准、测量会给出明确提示，不会静默失败。</w:t>
+      </w:r>
+    </w:p>
+    <w:p>
+      <w:r>
+        <w:t xml:space="preserve">5. WPF 与命令行工具均改为依赖运行时工厂，而不是直接写死模拟服务。</w:t>
       </w:r>
     </w:p>
     <w:p>
@@ -587,7 +607,7 @@
     </w:p>
     <w:p>
       <w:r>
-        <w:t xml:space="preserve">系统设置模块已从“规划项”进入“可保存、可读取、可影响现有流程”的阶段，并具备初步的备份、恢复与诊断导出能力。</w:t>
+        <w:t xml:space="preserve">真实设备尚未接入，但主流程已经具备“运行时可切换”的扩展骨架，后续接串口协议时不需要再反向重构界面层和工具层。</w:t>
       </w:r>
     </w:p>
     <w:p>
@@ -600,7 +620,7 @@
         <w:pStyle w:val="Heading1"/>
       </w:pPr>
       <w:r>
-        <w:t xml:space="preserve">本节点新增设计点：多格式报告导出</w:t>
+        <w:t xml:space="preserve">本节点新增设计点：多格式报告导出与运行时模式切换</w:t>
       </w:r>
     </w:p>
     <w:p>
@@ -628,12 +648,17 @@
     </w:p>
     <w:p>
       <w:r>
-        <w:t xml:space="preserve">2. 保持当前 SQLite 与报告记录结构稳定，不破坏既有预览、筛选和追溯链路。</w:t>
-      </w:r>
-    </w:p>
-    <w:p>
-      <w:r>
-        <w:t xml:space="preserve">3. 让工具链与 WPF 工作台都能验证多格式导出结果。</w:t>
+        <w:t xml:space="preserve">2. 提前为真实串口接入预留运行时切换位，降低后续改造成本。</w:t>
+      </w:r>
+    </w:p>
+    <w:p>
+      <w:r>
+        <w:t xml:space="preserve">3. 保持当前 SQLite 与报告记录结构稳定，不破坏既有预览、筛选和追溯链路。</w:t>
+      </w:r>
+    </w:p>
+    <w:p>
+      <w:r>
+        <w:t xml:space="preserve">4. 让工具链与 WPF 工作台都能验证导出结果与运行模式。</w:t>
       </w:r>
     </w:p>
     <w:p>
@@ -676,40 +701,17 @@
     </w:p>
     <w:p>
       <w:r>
-        <w:t xml:space="preserve">5. `MAS.Tools` 工具链会一次性验证三种格式的导出路径。</w:t>
-      </w:r>
-    </w:p>
-    <w:p>
-      <w:r>
-        <w:t xml:space="preserve"/>
-      </w:r>
-    </w:p>
-    <w:p>
-      <w:pPr>
-        <w:pStyle w:val="Heading2"/>
-      </w:pPr>
-      <w:r>
-        <w:t xml:space="preserve">预期收益</w:t>
-      </w:r>
-    </w:p>
-    <w:p>
-      <w:r>
-        <w:t xml:space="preserve"/>
-      </w:r>
-    </w:p>
-    <w:p>
-      <w:r>
-        <w:t xml:space="preserve">1. Markdown 适合研发和审阅。</w:t>
-      </w:r>
-    </w:p>
-    <w:p>
-      <w:r>
-        <w:t xml:space="preserve">2. HTML 适合现场快速查看和打印预览。</w:t>
-      </w:r>
-    </w:p>
-    <w:p>
-      <w:r>
-        <w:t xml:space="preserve">3. CSV 适合后续导入 Excel 或做批次分析。</w:t>
+        <w:t xml:space="preserve">5. 系统设置新增仪器运行模式与串口参数配置。</w:t>
+      </w:r>
+    </w:p>
+    <w:p>
+      <w:r>
+        <w:t xml:space="preserve">6. 运行时工厂会根据设置创建模拟服务或串口待接入 Stub 服务。</w:t>
+      </w:r>
+    </w:p>
+    <w:p>
+      <w:r>
+        <w:t xml:space="preserve">7. `MAS.Tools` 工具链会输出当前运行模式，并验证三种格式的导出路径。</w:t>
       </w:r>
     </w:p>
     <w:p>
@@ -752,27 +754,32 @@
     </w:p>
     <w:p>
       <w:r>
-        <w:t xml:space="preserve">4. 执行标准样测量与试样测量。</w:t>
-      </w:r>
-    </w:p>
-    <w:p>
-      <w:r>
-        <w:t xml:space="preserve">5. 写入测量记录、角度结果、效果结果。</w:t>
-      </w:r>
-    </w:p>
-    <w:p>
-      <w:r>
-        <w:t xml:space="preserve">6. 导出报告并写入报告记录。</w:t>
-      </w:r>
-    </w:p>
-    <w:p>
-      <w:r>
-        <w:t xml:space="preserve">7. 写入操作日志与校准记录。</w:t>
-      </w:r>
-    </w:p>
-    <w:p>
-      <w:r>
-        <w:t xml:space="preserve">8. 在 WPF 工作台中统一展示与追溯。</w:t>
+        <w:t xml:space="preserve">4. 根据系统设置选择当前仪器运行模式。</w:t>
+      </w:r>
+    </w:p>
+    <w:p>
+      <w:r>
+        <w:t xml:space="preserve">5. 执行标准样测量与试样测量。</w:t>
+      </w:r>
+    </w:p>
+    <w:p>
+      <w:r>
+        <w:t xml:space="preserve">6. 写入测量记录、角度结果、效果结果。</w:t>
+      </w:r>
+    </w:p>
+    <w:p>
+      <w:r>
+        <w:t xml:space="preserve">7. 导出报告并写入报告记录。</w:t>
+      </w:r>
+    </w:p>
+    <w:p>
+      <w:r>
+        <w:t xml:space="preserve">8. 写入操作日志与校准记录。</w:t>
+      </w:r>
+    </w:p>
+    <w:p>
+      <w:r>
+        <w:t xml:space="preserve">9. 在 WPF 工作台中统一展示与追溯。</w:t>
       </w:r>
     </w:p>
     <w:p>
@@ -815,12 +822,12 @@
     </w:p>
     <w:p>
       <w:r>
-        <w:t xml:space="preserve">4. 工具验证链路已成功执行：数据库初始化、仪器连接、白板校准、任务创建、标准样测量、试样测量、Markdown/HTML/CSV 报告导出。</w:t>
-      </w:r>
-    </w:p>
-    <w:p>
-      <w:r>
-        <w:t xml:space="preserve">5. 工具输出已确认三种报告文件都成功生成到本地导出目录。</w:t>
+        <w:t xml:space="preserve">4. 工具验证链路已成功执行：数据库初始化、模拟仪器连接、白板校准、任务创建、标准样测量、试样测量、Markdown/HTML/CSV 报告导出。</w:t>
+      </w:r>
+    </w:p>
+    <w:p>
+      <w:r>
+        <w:t xml:space="preserve">5. 工具输出已确认当前运行模式为 `Simulated`，且三种报告文件都成功生成到本地导出目录。</w:t>
       </w:r>
     </w:p>
     <w:p>
@@ -913,6 +920,11 @@
     </w:p>
     <w:p>
       <w:r>
+        <w:t xml:space="preserve">14. 接入仪器运行时工厂与串口待接入模式</w:t>
+      </w:r>
+    </w:p>
+    <w:p>
+      <w:r>
         <w:t xml:space="preserve"/>
       </w:r>
     </w:p>
@@ -936,7 +948,7 @@
     </w:p>
     <w:p>
       <w:r>
-        <w:t xml:space="preserve">1. 接入真实仪器通信抽象层，替换模拟连接与模拟测量服务。</w:t>
+        <w:t xml:space="preserve">1. 接入真实串口通信与厂家协议适配器，替换 `SerialStub` 实现。</w:t>
       </w:r>
     </w:p>
     <w:p>
@@ -984,7 +996,7 @@
     </w:p>
     <w:p>
       <w:r>
-        <w:t xml:space="preserve">界面、数据库、业务流程、报告导出、系统设置和日志追溯六个方面均已具备 1.0 原型基础，下一阶段应将重点逐步转向真实设备接入、正式报表和交付完善。</w:t>
+        <w:t xml:space="preserve">界面、数据库、业务流程、报告导出、系统设置、运行时抽象和日志追溯七个方面均已具备 1.0 原型基础，下一阶段应将重点逐步转向真实设备接入、正式报表和交付完善。</w:t>
       </w:r>
     </w:p>
     <w:sectPr>
